--- a/Sprint_Planning-nhom18.docx
+++ b/Sprint_Planning-nhom18.docx
@@ -43,6 +43,311 @@
       </w:r>
     </w:p>
     <w:p/>
+    <w:p>
+      <w:pPr>
+        <w:pStyle w:val="Heading2"/>
+      </w:pPr>
+      <w:r>
+        <w:t>TEAM DEVELOPMENT STRUCTURE</w:t>
+      </w:r>
+    </w:p>
+    <w:tbl>
+      <w:tblPr>
+        <w:tblStyle w:val="TableGrid"/>
+        <w:tblW w:w="0" w:type="auto"/>
+        <w:tblLook w:val="04A0" w:firstRow="1" w:lastRow="0" w:firstColumn="1" w:lastColumn="0" w:noHBand="0" w:noVBand="1"/>
+      </w:tblPr>
+      <w:tblGrid>
+        <w:gridCol w:w="540"/>
+        <w:gridCol w:w="1598"/>
+        <w:gridCol w:w="1426"/>
+        <w:gridCol w:w="2776"/>
+        <w:gridCol w:w="1219"/>
+        <w:gridCol w:w="1219"/>
+      </w:tblGrid>
+      <w:tr>
+        <w:tc>
+          <w:tcPr>
+            <w:tcW w:w="0" w:type="auto"/>
+            <w:hideMark/>
+          </w:tcPr>
+          <w:p>
+            <w:pPr>
+              <w:spacing w:after="160" w:line="278" w:lineRule="auto"/>
+            </w:pPr>
+            <w:r>
+              <w:rPr>
+                <w:b/>
+                <w:bCs/>
+              </w:rPr>
+              <w:t>No.</w:t>
+            </w:r>
+          </w:p>
+        </w:tc>
+        <w:tc>
+          <w:tcPr>
+            <w:tcW w:w="0" w:type="auto"/>
+            <w:hideMark/>
+          </w:tcPr>
+          <w:p>
+            <w:pPr>
+              <w:spacing w:after="160" w:line="278" w:lineRule="auto"/>
+            </w:pPr>
+            <w:r>
+              <w:rPr>
+                <w:b/>
+                <w:bCs/>
+              </w:rPr>
+              <w:t>Name</w:t>
+            </w:r>
+          </w:p>
+        </w:tc>
+        <w:tc>
+          <w:tcPr>
+            <w:tcW w:w="0" w:type="auto"/>
+            <w:hideMark/>
+          </w:tcPr>
+          <w:p>
+            <w:pPr>
+              <w:spacing w:after="160" w:line="278" w:lineRule="auto"/>
+            </w:pPr>
+            <w:r>
+              <w:rPr>
+                <w:b/>
+                <w:bCs/>
+              </w:rPr>
+              <w:t>Account</w:t>
+            </w:r>
+          </w:p>
+        </w:tc>
+        <w:tc>
+          <w:tcPr>
+            <w:tcW w:w="0" w:type="auto"/>
+            <w:hideMark/>
+          </w:tcPr>
+          <w:p>
+            <w:pPr>
+              <w:spacing w:after="160" w:line="278" w:lineRule="auto"/>
+            </w:pPr>
+            <w:r>
+              <w:rPr>
+                <w:b/>
+                <w:bCs/>
+              </w:rPr>
+              <w:t>Roles</w:t>
+            </w:r>
+          </w:p>
+        </w:tc>
+        <w:tc>
+          <w:tcPr>
+            <w:tcW w:w="0" w:type="auto"/>
+            <w:hideMark/>
+          </w:tcPr>
+          <w:p>
+            <w:pPr>
+              <w:spacing w:after="160" w:line="278" w:lineRule="auto"/>
+            </w:pPr>
+            <w:r>
+              <w:rPr>
+                <w:b/>
+                <w:bCs/>
+              </w:rPr>
+              <w:t>Date Start</w:t>
+            </w:r>
+          </w:p>
+        </w:tc>
+        <w:tc>
+          <w:tcPr>
+            <w:tcW w:w="0" w:type="auto"/>
+            <w:hideMark/>
+          </w:tcPr>
+          <w:p>
+            <w:pPr>
+              <w:spacing w:after="160" w:line="278" w:lineRule="auto"/>
+            </w:pPr>
+            <w:r>
+              <w:rPr>
+                <w:b/>
+                <w:bCs/>
+              </w:rPr>
+              <w:t>Date End</w:t>
+            </w:r>
+          </w:p>
+        </w:tc>
+      </w:tr>
+      <w:tr>
+        <w:tc>
+          <w:tcPr>
+            <w:tcW w:w="0" w:type="auto"/>
+            <w:hideMark/>
+          </w:tcPr>
+          <w:p>
+            <w:pPr>
+              <w:spacing w:after="160" w:line="278" w:lineRule="auto"/>
+            </w:pPr>
+            <w:r>
+              <w:t>1</w:t>
+            </w:r>
+          </w:p>
+        </w:tc>
+        <w:tc>
+          <w:tcPr>
+            <w:tcW w:w="0" w:type="auto"/>
+            <w:hideMark/>
+          </w:tcPr>
+          <w:p>
+            <w:pPr>
+              <w:spacing w:after="160" w:line="278" w:lineRule="auto"/>
+            </w:pPr>
+            <w:r>
+              <w:t>Lê Lữ Hoài Trọng</w:t>
+            </w:r>
+          </w:p>
+        </w:tc>
+        <w:tc>
+          <w:tcPr>
+            <w:tcW w:w="0" w:type="auto"/>
+            <w:hideMark/>
+          </w:tcPr>
+          <w:p>
+            <w:pPr>
+              <w:spacing w:after="160" w:line="278" w:lineRule="auto"/>
+            </w:pPr>
+            <w:r>
+              <w:t>TrongLe</w:t>
+            </w:r>
+          </w:p>
+        </w:tc>
+        <w:tc>
+          <w:tcPr>
+            <w:tcW w:w="0" w:type="auto"/>
+            <w:hideMark/>
+          </w:tcPr>
+          <w:p>
+            <w:pPr>
+              <w:spacing w:after="160" w:line="278" w:lineRule="auto"/>
+            </w:pPr>
+            <w:r>
+              <w:t>Product Owner, Dev (Backend/DB)</w:t>
+            </w:r>
+          </w:p>
+        </w:tc>
+        <w:tc>
+          <w:tcPr>
+            <w:tcW w:w="0" w:type="auto"/>
+            <w:hideMark/>
+          </w:tcPr>
+          <w:p>
+            <w:pPr>
+              <w:spacing w:after="160" w:line="278" w:lineRule="auto"/>
+            </w:pPr>
+            <w:r>
+              <w:t>17/09/2026</w:t>
+            </w:r>
+          </w:p>
+        </w:tc>
+        <w:tc>
+          <w:tcPr>
+            <w:tcW w:w="0" w:type="auto"/>
+            <w:hideMark/>
+          </w:tcPr>
+          <w:p>
+            <w:pPr>
+              <w:spacing w:after="160" w:line="278" w:lineRule="auto"/>
+            </w:pPr>
+            <w:r>
+              <w:t>25/11/2026</w:t>
+            </w:r>
+          </w:p>
+        </w:tc>
+      </w:tr>
+      <w:tr>
+        <w:tc>
+          <w:tcPr>
+            <w:tcW w:w="0" w:type="auto"/>
+            <w:hideMark/>
+          </w:tcPr>
+          <w:p>
+            <w:pPr>
+              <w:spacing w:after="160" w:line="278" w:lineRule="auto"/>
+            </w:pPr>
+            <w:r>
+              <w:t>2</w:t>
+            </w:r>
+          </w:p>
+        </w:tc>
+        <w:tc>
+          <w:tcPr>
+            <w:tcW w:w="0" w:type="auto"/>
+            <w:hideMark/>
+          </w:tcPr>
+          <w:p>
+            <w:pPr>
+              <w:spacing w:after="160" w:line="278" w:lineRule="auto"/>
+            </w:pPr>
+            <w:r>
+              <w:t>Nguyễn Duy Thiện</w:t>
+            </w:r>
+          </w:p>
+        </w:tc>
+        <w:tc>
+          <w:tcPr>
+            <w:tcW w:w="0" w:type="auto"/>
+            <w:hideMark/>
+          </w:tcPr>
+          <w:p>
+            <w:pPr>
+              <w:spacing w:after="160" w:line="278" w:lineRule="auto"/>
+            </w:pPr>
+            <w:r>
+              <w:t>ThienNguyen</w:t>
+            </w:r>
+          </w:p>
+        </w:tc>
+        <w:tc>
+          <w:tcPr>
+            <w:tcW w:w="0" w:type="auto"/>
+            <w:hideMark/>
+          </w:tcPr>
+          <w:p>
+            <w:pPr>
+              <w:spacing w:after="160" w:line="278" w:lineRule="auto"/>
+            </w:pPr>
+            <w:r>
+              <w:t>ScrumMaster, Dev (Frontend)</w:t>
+            </w:r>
+          </w:p>
+        </w:tc>
+        <w:tc>
+          <w:tcPr>
+            <w:tcW w:w="0" w:type="auto"/>
+            <w:hideMark/>
+          </w:tcPr>
+          <w:p>
+            <w:pPr>
+              <w:spacing w:after="160" w:line="278" w:lineRule="auto"/>
+            </w:pPr>
+            <w:r>
+              <w:t>17/09/2026</w:t>
+            </w:r>
+          </w:p>
+        </w:tc>
+        <w:tc>
+          <w:tcPr>
+            <w:tcW w:w="0" w:type="auto"/>
+            <w:hideMark/>
+          </w:tcPr>
+          <w:p>
+            <w:pPr>
+              <w:spacing w:after="160" w:line="278" w:lineRule="auto"/>
+            </w:pPr>
+            <w:r>
+              <w:t>25/11/2026</w:t>
+            </w:r>
+          </w:p>
+        </w:tc>
+      </w:tr>
+    </w:tbl>
     <w:p>
       <w:pPr>
         <w:pStyle w:val="Heading1"/>
@@ -213,12 +518,12 @@
         <w:tblLook w:val="04A0" w:firstRow="1" w:lastRow="0" w:firstColumn="1" w:lastColumn="0" w:noHBand="0" w:noVBand="1"/>
       </w:tblPr>
       <w:tblGrid>
-        <w:gridCol w:w="983"/>
-        <w:gridCol w:w="3565"/>
-        <w:gridCol w:w="984"/>
+        <w:gridCol w:w="1011"/>
+        <w:gridCol w:w="3430"/>
+        <w:gridCol w:w="1009"/>
         <w:gridCol w:w="803"/>
-        <w:gridCol w:w="1425"/>
-        <w:gridCol w:w="1018"/>
+        <w:gridCol w:w="1482"/>
+        <w:gridCol w:w="1043"/>
       </w:tblGrid>
       <w:tr>
         <w:tc>
@@ -355,7 +660,7 @@
               <w:spacing w:after="160" w:line="278" w:lineRule="auto"/>
             </w:pPr>
             <w:r>
-              <w:t>Phân quyền và Đăng nhập/Đăng xuất (Admin, Lễ tân, Hội viên)</w:t>
+              <w:t>Quản lý (Thêm/Sửa/Xóa) các Gói tập.</w:t>
             </w:r>
           </w:p>
         </w:tc>
@@ -427,21 +732,21 @@
               <w:spacing w:after="160" w:line="278" w:lineRule="auto"/>
             </w:pPr>
             <w:r>
-              <w:t>US-02</w:t>
-            </w:r>
-          </w:p>
-        </w:tc>
-        <w:tc>
-          <w:tcPr>
-            <w:tcW w:w="0" w:type="auto"/>
-            <w:hideMark/>
-          </w:tcPr>
-          <w:p>
-            <w:pPr>
-              <w:spacing w:after="160" w:line="278" w:lineRule="auto"/>
-            </w:pPr>
-            <w:r>
-              <w:t>Quản lý danh mục Gói tập (Tạo, Sửa, Xóa, Thiết lập giá/hạn)</w:t>
+              <w:t>US-03</w:t>
+            </w:r>
+          </w:p>
+        </w:tc>
+        <w:tc>
+          <w:tcPr>
+            <w:tcW w:w="0" w:type="auto"/>
+            <w:hideMark/>
+          </w:tcPr>
+          <w:p>
+            <w:pPr>
+              <w:spacing w:after="160" w:line="278" w:lineRule="auto"/>
+            </w:pPr>
+            <w:r>
+              <w:t>Cập nhật hồ sơ Huấn luyện viên cá nhân (PT).</w:t>
             </w:r>
           </w:p>
         </w:tc>
@@ -513,49 +818,50 @@
               <w:spacing w:after="160" w:line="278" w:lineRule="auto"/>
             </w:pPr>
             <w:r>
-              <w:t>US-03</w:t>
-            </w:r>
-          </w:p>
-        </w:tc>
-        <w:tc>
-          <w:tcPr>
-            <w:tcW w:w="0" w:type="auto"/>
-            <w:hideMark/>
-          </w:tcPr>
-          <w:p>
-            <w:pPr>
-              <w:spacing w:after="160" w:line="278" w:lineRule="auto"/>
-            </w:pPr>
-            <w:r>
-              <w:t>Quản lý thông tin Hội viên (Tạo, Chỉnh sửa hồ sơ cơ bản)</w:t>
-            </w:r>
-          </w:p>
-        </w:tc>
-        <w:tc>
-          <w:tcPr>
-            <w:tcW w:w="0" w:type="auto"/>
-            <w:hideMark/>
-          </w:tcPr>
-          <w:p>
-            <w:pPr>
-              <w:spacing w:after="160" w:line="278" w:lineRule="auto"/>
-            </w:pPr>
-            <w:r>
-              <w:t>Cao</w:t>
-            </w:r>
-          </w:p>
-        </w:tc>
-        <w:tc>
-          <w:tcPr>
-            <w:tcW w:w="0" w:type="auto"/>
-            <w:hideMark/>
-          </w:tcPr>
-          <w:p>
-            <w:pPr>
-              <w:spacing w:after="160" w:line="278" w:lineRule="auto"/>
-            </w:pPr>
-            <w:r>
-              <w:t>5</w:t>
+              <w:lastRenderedPageBreak/>
+              <w:t>US-02</w:t>
+            </w:r>
+          </w:p>
+        </w:tc>
+        <w:tc>
+          <w:tcPr>
+            <w:tcW w:w="0" w:type="auto"/>
+            <w:hideMark/>
+          </w:tcPr>
+          <w:p>
+            <w:pPr>
+              <w:spacing w:after="160" w:line="278" w:lineRule="auto"/>
+            </w:pPr>
+            <w:r>
+              <w:t>Thiết lập chính sách giới hạn thời gian cho Gói tập.</w:t>
+            </w:r>
+          </w:p>
+        </w:tc>
+        <w:tc>
+          <w:tcPr>
+            <w:tcW w:w="0" w:type="auto"/>
+            <w:hideMark/>
+          </w:tcPr>
+          <w:p>
+            <w:pPr>
+              <w:spacing w:after="160" w:line="278" w:lineRule="auto"/>
+            </w:pPr>
+            <w:r>
+              <w:t>Trung bình</w:t>
+            </w:r>
+          </w:p>
+        </w:tc>
+        <w:tc>
+          <w:tcPr>
+            <w:tcW w:w="0" w:type="auto"/>
+            <w:hideMark/>
+          </w:tcPr>
+          <w:p>
+            <w:pPr>
+              <w:spacing w:after="160" w:line="278" w:lineRule="auto"/>
+            </w:pPr>
+            <w:r>
+              <w:t>3</w:t>
             </w:r>
           </w:p>
         </w:tc>
@@ -599,49 +905,49 @@
               <w:spacing w:after="160" w:line="278" w:lineRule="auto"/>
             </w:pPr>
             <w:r>
-              <w:t>US-04</w:t>
-            </w:r>
-          </w:p>
-        </w:tc>
-        <w:tc>
-          <w:tcPr>
-            <w:tcW w:w="0" w:type="auto"/>
-            <w:hideMark/>
-          </w:tcPr>
-          <w:p>
-            <w:pPr>
-              <w:spacing w:after="160" w:line="278" w:lineRule="auto"/>
-            </w:pPr>
-            <w:r>
-              <w:t>Quản lý Trang thiết bị (Tạo, Cập nhật trạng thái bảo trì)</w:t>
-            </w:r>
-          </w:p>
-        </w:tc>
-        <w:tc>
-          <w:tcPr>
-            <w:tcW w:w="0" w:type="auto"/>
-            <w:hideMark/>
-          </w:tcPr>
-          <w:p>
-            <w:pPr>
-              <w:spacing w:after="160" w:line="278" w:lineRule="auto"/>
-            </w:pPr>
-            <w:r>
-              <w:t>Trung bình</w:t>
-            </w:r>
-          </w:p>
-        </w:tc>
-        <w:tc>
-          <w:tcPr>
-            <w:tcW w:w="0" w:type="auto"/>
-            <w:hideMark/>
-          </w:tcPr>
-          <w:p>
-            <w:pPr>
-              <w:spacing w:after="160" w:line="278" w:lineRule="auto"/>
-            </w:pPr>
-            <w:r>
-              <w:t>3</w:t>
+              <w:t>US-06</w:t>
+            </w:r>
+          </w:p>
+        </w:tc>
+        <w:tc>
+          <w:tcPr>
+            <w:tcW w:w="0" w:type="auto"/>
+            <w:hideMark/>
+          </w:tcPr>
+          <w:p>
+            <w:pPr>
+              <w:spacing w:after="160" w:line="278" w:lineRule="auto"/>
+            </w:pPr>
+            <w:r>
+              <w:t>Đăng ký mua gói tập / thuê PT cho Hội viên.</w:t>
+            </w:r>
+          </w:p>
+        </w:tc>
+        <w:tc>
+          <w:tcPr>
+            <w:tcW w:w="0" w:type="auto"/>
+            <w:hideMark/>
+          </w:tcPr>
+          <w:p>
+            <w:pPr>
+              <w:spacing w:after="160" w:line="278" w:lineRule="auto"/>
+            </w:pPr>
+            <w:r>
+              <w:t>Cao</w:t>
+            </w:r>
+          </w:p>
+        </w:tc>
+        <w:tc>
+          <w:tcPr>
+            <w:tcW w:w="0" w:type="auto"/>
+            <w:hideMark/>
+          </w:tcPr>
+          <w:p>
+            <w:pPr>
+              <w:spacing w:after="160" w:line="278" w:lineRule="auto"/>
+            </w:pPr>
+            <w:r>
+              <w:t>8</w:t>
             </w:r>
           </w:p>
         </w:tc>
@@ -685,63 +991,63 @@
               <w:spacing w:after="160" w:line="278" w:lineRule="auto"/>
             </w:pPr>
             <w:r>
-              <w:t>US-05</w:t>
-            </w:r>
-          </w:p>
-        </w:tc>
-        <w:tc>
-          <w:tcPr>
-            <w:tcW w:w="0" w:type="auto"/>
-            <w:hideMark/>
-          </w:tcPr>
-          <w:p>
-            <w:pPr>
-              <w:spacing w:after="160" w:line="278" w:lineRule="auto"/>
-            </w:pPr>
-            <w:r>
-              <w:t>Tìm kiếm &amp; Lọc Gói tập/Hội viên</w:t>
-            </w:r>
-          </w:p>
-        </w:tc>
-        <w:tc>
-          <w:tcPr>
-            <w:tcW w:w="0" w:type="auto"/>
-            <w:hideMark/>
-          </w:tcPr>
-          <w:p>
-            <w:pPr>
-              <w:spacing w:after="160" w:line="278" w:lineRule="auto"/>
-            </w:pPr>
-            <w:r>
-              <w:t>Thấp</w:t>
-            </w:r>
-          </w:p>
-        </w:tc>
-        <w:tc>
-          <w:tcPr>
-            <w:tcW w:w="0" w:type="auto"/>
-            <w:hideMark/>
-          </w:tcPr>
-          <w:p>
-            <w:pPr>
-              <w:spacing w:after="160" w:line="278" w:lineRule="auto"/>
-            </w:pPr>
-            <w:r>
-              <w:t>2</w:t>
-            </w:r>
-          </w:p>
-        </w:tc>
-        <w:tc>
-          <w:tcPr>
-            <w:tcW w:w="0" w:type="auto"/>
-            <w:hideMark/>
-          </w:tcPr>
-          <w:p>
-            <w:pPr>
-              <w:spacing w:after="160" w:line="278" w:lineRule="auto"/>
-            </w:pPr>
-            <w:r>
-              <w:t>Nguyễn Duy Thiện</w:t>
+              <w:t>US-07</w:t>
+            </w:r>
+          </w:p>
+        </w:tc>
+        <w:tc>
+          <w:tcPr>
+            <w:tcW w:w="0" w:type="auto"/>
+            <w:hideMark/>
+          </w:tcPr>
+          <w:p>
+            <w:pPr>
+              <w:spacing w:after="160" w:line="278" w:lineRule="auto"/>
+            </w:pPr>
+            <w:r>
+              <w:t>Kiểm tra quyền ra vào bằng mã QR/Barcode.</w:t>
+            </w:r>
+          </w:p>
+        </w:tc>
+        <w:tc>
+          <w:tcPr>
+            <w:tcW w:w="0" w:type="auto"/>
+            <w:hideMark/>
+          </w:tcPr>
+          <w:p>
+            <w:pPr>
+              <w:spacing w:after="160" w:line="278" w:lineRule="auto"/>
+            </w:pPr>
+            <w:r>
+              <w:t>Cao</w:t>
+            </w:r>
+          </w:p>
+        </w:tc>
+        <w:tc>
+          <w:tcPr>
+            <w:tcW w:w="0" w:type="auto"/>
+            <w:hideMark/>
+          </w:tcPr>
+          <w:p>
+            <w:pPr>
+              <w:spacing w:after="160" w:line="278" w:lineRule="auto"/>
+            </w:pPr>
+            <w:r>
+              <w:t>5</w:t>
+            </w:r>
+          </w:p>
+        </w:tc>
+        <w:tc>
+          <w:tcPr>
+            <w:tcW w:w="0" w:type="auto"/>
+            <w:hideMark/>
+          </w:tcPr>
+          <w:p>
+            <w:pPr>
+              <w:spacing w:after="160" w:line="278" w:lineRule="auto"/>
+            </w:pPr>
+            <w:r>
+              <w:t>Lê Lữ Hoài Trọng</w:t>
             </w:r>
           </w:p>
         </w:tc>
@@ -767,7 +1073,6 @@
         <w:pStyle w:val="Heading2"/>
       </w:pPr>
       <w:r>
-        <w:lastRenderedPageBreak/>
         <w:t>3. Phân công công việc chi tiết</w:t>
       </w:r>
     </w:p>
@@ -778,10 +1083,10 @@
         <w:tblLook w:val="04A0" w:firstRow="1" w:lastRow="0" w:firstColumn="1" w:lastColumn="0" w:noHBand="0" w:noVBand="1"/>
       </w:tblPr>
       <w:tblGrid>
-        <w:gridCol w:w="3045"/>
-        <w:gridCol w:w="2144"/>
+        <w:gridCol w:w="3614"/>
+        <w:gridCol w:w="1496"/>
         <w:gridCol w:w="1219"/>
-        <w:gridCol w:w="2370"/>
+        <w:gridCol w:w="2449"/>
       </w:tblGrid>
       <w:tr>
         <w:tc>
@@ -868,49 +1173,49 @@
               <w:spacing w:after="160" w:line="278" w:lineRule="auto"/>
             </w:pPr>
             <w:r>
-              <w:t>Thiết kế schema CSDL (Hội viên, Gói tập, Thiết bị)</w:t>
-            </w:r>
-          </w:p>
-        </w:tc>
-        <w:tc>
-          <w:tcPr>
-            <w:tcW w:w="0" w:type="auto"/>
-            <w:hideMark/>
-          </w:tcPr>
-          <w:p>
-            <w:pPr>
-              <w:spacing w:after="160" w:line="278" w:lineRule="auto"/>
-            </w:pPr>
-            <w:r>
-              <w:t>Lê Lữ Hoài Trọng, Nguyễn Duy Thiện</w:t>
-            </w:r>
-          </w:p>
-        </w:tc>
-        <w:tc>
-          <w:tcPr>
-            <w:tcW w:w="0" w:type="auto"/>
-            <w:hideMark/>
-          </w:tcPr>
-          <w:p>
-            <w:pPr>
-              <w:spacing w:after="160" w:line="278" w:lineRule="auto"/>
-            </w:pPr>
-            <w:r>
-              <w:t>20/09/2026</w:t>
-            </w:r>
-          </w:p>
-        </w:tc>
-        <w:tc>
-          <w:tcPr>
-            <w:tcW w:w="0" w:type="auto"/>
-            <w:hideMark/>
-          </w:tcPr>
-          <w:p>
-            <w:pPr>
-              <w:spacing w:after="160" w:line="278" w:lineRule="auto"/>
-            </w:pPr>
-            <w:r>
-              <w:t>SQL Server, Entity Framework Core</w:t>
+              <w:t>Thiết kế CSDL và xây dựng API Quản lý Gói tập</w:t>
+            </w:r>
+          </w:p>
+        </w:tc>
+        <w:tc>
+          <w:tcPr>
+            <w:tcW w:w="0" w:type="auto"/>
+            <w:hideMark/>
+          </w:tcPr>
+          <w:p>
+            <w:pPr>
+              <w:spacing w:after="160" w:line="278" w:lineRule="auto"/>
+            </w:pPr>
+            <w:r>
+              <w:t>Lê Lữ Hoài Trọng</w:t>
+            </w:r>
+          </w:p>
+        </w:tc>
+        <w:tc>
+          <w:tcPr>
+            <w:tcW w:w="0" w:type="auto"/>
+            <w:hideMark/>
+          </w:tcPr>
+          <w:p>
+            <w:pPr>
+              <w:spacing w:after="160" w:line="278" w:lineRule="auto"/>
+            </w:pPr>
+            <w:r>
+              <w:t>22/09/2026</w:t>
+            </w:r>
+          </w:p>
+        </w:tc>
+        <w:tc>
+          <w:tcPr>
+            <w:tcW w:w="0" w:type="auto"/>
+            <w:hideMark/>
+          </w:tcPr>
+          <w:p>
+            <w:pPr>
+              <w:spacing w:after="160" w:line="278" w:lineRule="auto"/>
+            </w:pPr>
+            <w:r>
+              <w:t>SQL Server, ASP.NET Core API</w:t>
             </w:r>
           </w:p>
         </w:tc>
@@ -926,49 +1231,49 @@
               <w:spacing w:after="160" w:line="278" w:lineRule="auto"/>
             </w:pPr>
             <w:r>
-              <w:t>Xây dựng chức năng xác thực &amp; phân quyền (JWT)</w:t>
-            </w:r>
-          </w:p>
-        </w:tc>
-        <w:tc>
-          <w:tcPr>
-            <w:tcW w:w="0" w:type="auto"/>
-            <w:hideMark/>
-          </w:tcPr>
-          <w:p>
-            <w:pPr>
-              <w:spacing w:after="160" w:line="278" w:lineRule="auto"/>
-            </w:pPr>
-            <w:r>
-              <w:t>Lê Lữ Hoài Trọng</w:t>
-            </w:r>
-          </w:p>
-        </w:tc>
-        <w:tc>
-          <w:tcPr>
-            <w:tcW w:w="0" w:type="auto"/>
-            <w:hideMark/>
-          </w:tcPr>
-          <w:p>
-            <w:pPr>
-              <w:spacing w:after="160" w:line="278" w:lineRule="auto"/>
-            </w:pPr>
-            <w:r>
-              <w:t>23/09/2026</w:t>
-            </w:r>
-          </w:p>
-        </w:tc>
-        <w:tc>
-          <w:tcPr>
-            <w:tcW w:w="0" w:type="auto"/>
-            <w:hideMark/>
-          </w:tcPr>
-          <w:p>
-            <w:pPr>
-              <w:spacing w:after="160" w:line="278" w:lineRule="auto"/>
-            </w:pPr>
-            <w:r>
-              <w:t>C#, ASP.NET Core Web API, JWT</w:t>
+              <w:t>Xây dựng API và UI Quản lý hồ sơ PT</w:t>
+            </w:r>
+          </w:p>
+        </w:tc>
+        <w:tc>
+          <w:tcPr>
+            <w:tcW w:w="0" w:type="auto"/>
+            <w:hideMark/>
+          </w:tcPr>
+          <w:p>
+            <w:pPr>
+              <w:spacing w:after="160" w:line="278" w:lineRule="auto"/>
+            </w:pPr>
+            <w:r>
+              <w:t>Nguyễn Duy Thiện</w:t>
+            </w:r>
+          </w:p>
+        </w:tc>
+        <w:tc>
+          <w:tcPr>
+            <w:tcW w:w="0" w:type="auto"/>
+            <w:hideMark/>
+          </w:tcPr>
+          <w:p>
+            <w:pPr>
+              <w:spacing w:after="160" w:line="278" w:lineRule="auto"/>
+            </w:pPr>
+            <w:r>
+              <w:t>22/09/2026</w:t>
+            </w:r>
+          </w:p>
+        </w:tc>
+        <w:tc>
+          <w:tcPr>
+            <w:tcW w:w="0" w:type="auto"/>
+            <w:hideMark/>
+          </w:tcPr>
+          <w:p>
+            <w:pPr>
+              <w:spacing w:after="160" w:line="278" w:lineRule="auto"/>
+            </w:pPr>
+            <w:r>
+              <w:t>C#, ReactJS, TailwindCSS</w:t>
             </w:r>
           </w:p>
         </w:tc>
@@ -984,21 +1289,21 @@
               <w:spacing w:after="160" w:line="278" w:lineRule="auto"/>
             </w:pPr>
             <w:r>
-              <w:t>Xây dựng API quản lý Gói tập &amp; Thiết bị (CRUD)</w:t>
-            </w:r>
-          </w:p>
-        </w:tc>
-        <w:tc>
-          <w:tcPr>
-            <w:tcW w:w="0" w:type="auto"/>
-            <w:hideMark/>
-          </w:tcPr>
-          <w:p>
-            <w:pPr>
-              <w:spacing w:after="160" w:line="278" w:lineRule="auto"/>
-            </w:pPr>
-            <w:r>
-              <w:t>Nguyễn Duy Thiện</w:t>
+              <w:t>Thiết lập Middleware kiểm tra giờ tập (Off-peak)</w:t>
+            </w:r>
+          </w:p>
+        </w:tc>
+        <w:tc>
+          <w:tcPr>
+            <w:tcW w:w="0" w:type="auto"/>
+            <w:hideMark/>
+          </w:tcPr>
+          <w:p>
+            <w:pPr>
+              <w:spacing w:after="160" w:line="278" w:lineRule="auto"/>
+            </w:pPr>
+            <w:r>
+              <w:t>Lê Lữ Hoài Trọng</w:t>
             </w:r>
           </w:p>
         </w:tc>
@@ -1026,7 +1331,7 @@
               <w:spacing w:after="160" w:line="278" w:lineRule="auto"/>
             </w:pPr>
             <w:r>
-              <w:t>C#, ASP.NET Core Web API</w:t>
+              <w:t>ASP.NET Core Middleware</w:t>
             </w:r>
           </w:p>
         </w:tc>
@@ -1042,49 +1347,49 @@
               <w:spacing w:after="160" w:line="278" w:lineRule="auto"/>
             </w:pPr>
             <w:r>
-              <w:t>Xây dựng API quản lý Hội viên (CRUD)</w:t>
-            </w:r>
-          </w:p>
-        </w:tc>
-        <w:tc>
-          <w:tcPr>
-            <w:tcW w:w="0" w:type="auto"/>
-            <w:hideMark/>
-          </w:tcPr>
-          <w:p>
-            <w:pPr>
-              <w:spacing w:after="160" w:line="278" w:lineRule="auto"/>
-            </w:pPr>
-            <w:r>
-              <w:t>Lê Lữ Hoài Trọng</w:t>
-            </w:r>
-          </w:p>
-        </w:tc>
-        <w:tc>
-          <w:tcPr>
-            <w:tcW w:w="0" w:type="auto"/>
-            <w:hideMark/>
-          </w:tcPr>
-          <w:p>
-            <w:pPr>
-              <w:spacing w:after="160" w:line="278" w:lineRule="auto"/>
-            </w:pPr>
-            <w:r>
-              <w:t>27/09/2026</w:t>
-            </w:r>
-          </w:p>
-        </w:tc>
-        <w:tc>
-          <w:tcPr>
-            <w:tcW w:w="0" w:type="auto"/>
-            <w:hideMark/>
-          </w:tcPr>
-          <w:p>
-            <w:pPr>
-              <w:spacing w:after="160" w:line="278" w:lineRule="auto"/>
-            </w:pPr>
-            <w:r>
-              <w:t>C#, ASP.NET Core Web API</w:t>
+              <w:t>Xây dựng luồng Đăng ký mua gói và Thanh toán tại quầy</w:t>
+            </w:r>
+          </w:p>
+        </w:tc>
+        <w:tc>
+          <w:tcPr>
+            <w:tcW w:w="0" w:type="auto"/>
+            <w:hideMark/>
+          </w:tcPr>
+          <w:p>
+            <w:pPr>
+              <w:spacing w:after="160" w:line="278" w:lineRule="auto"/>
+            </w:pPr>
+            <w:r>
+              <w:t>Nguyễn Duy Thiện</w:t>
+            </w:r>
+          </w:p>
+        </w:tc>
+        <w:tc>
+          <w:tcPr>
+            <w:tcW w:w="0" w:type="auto"/>
+            <w:hideMark/>
+          </w:tcPr>
+          <w:p>
+            <w:pPr>
+              <w:spacing w:after="160" w:line="278" w:lineRule="auto"/>
+            </w:pPr>
+            <w:r>
+              <w:t>28/09/2026</w:t>
+            </w:r>
+          </w:p>
+        </w:tc>
+        <w:tc>
+          <w:tcPr>
+            <w:tcW w:w="0" w:type="auto"/>
+            <w:hideMark/>
+          </w:tcPr>
+          <w:p>
+            <w:pPr>
+              <w:spacing w:after="160" w:line="278" w:lineRule="auto"/>
+            </w:pPr>
+            <w:r>
+              <w:t>ReactJS, ASP.NET Core</w:t>
             </w:r>
           </w:p>
         </w:tc>
@@ -1100,65 +1405,7 @@
               <w:spacing w:after="160" w:line="278" w:lineRule="auto"/>
             </w:pPr>
             <w:r>
-              <w:t>Xây dựng UI bộ khung Admin &amp; Quản lý Gói tập, Thiết bị</w:t>
-            </w:r>
-          </w:p>
-        </w:tc>
-        <w:tc>
-          <w:tcPr>
-            <w:tcW w:w="0" w:type="auto"/>
-            <w:hideMark/>
-          </w:tcPr>
-          <w:p>
-            <w:pPr>
-              <w:spacing w:after="160" w:line="278" w:lineRule="auto"/>
-            </w:pPr>
-            <w:r>
-              <w:t>Nguyễn Duy Thiện</w:t>
-            </w:r>
-          </w:p>
-        </w:tc>
-        <w:tc>
-          <w:tcPr>
-            <w:tcW w:w="0" w:type="auto"/>
-            <w:hideMark/>
-          </w:tcPr>
-          <w:p>
-            <w:pPr>
-              <w:spacing w:after="160" w:line="278" w:lineRule="auto"/>
-            </w:pPr>
-            <w:r>
-              <w:t>28/09/2026</w:t>
-            </w:r>
-          </w:p>
-        </w:tc>
-        <w:tc>
-          <w:tcPr>
-            <w:tcW w:w="0" w:type="auto"/>
-            <w:hideMark/>
-          </w:tcPr>
-          <w:p>
-            <w:pPr>
-              <w:spacing w:after="160" w:line="278" w:lineRule="auto"/>
-            </w:pPr>
-            <w:r>
-              <w:t xml:space="preserve">ReactJS, </w:t>
-            </w:r>
-          </w:p>
-        </w:tc>
-      </w:tr>
-      <w:tr>
-        <w:tc>
-          <w:tcPr>
-            <w:tcW w:w="0" w:type="auto"/>
-            <w:hideMark/>
-          </w:tcPr>
-          <w:p>
-            <w:pPr>
-              <w:spacing w:after="160" w:line="278" w:lineRule="auto"/>
-            </w:pPr>
-            <w:r>
-              <w:t>Xây dựng UI Quản lý Hội viên &amp; Phân trang/Tìm kiếm</w:t>
+              <w:t>Tích hợp thư viện quét mã QR và validate Check-in</w:t>
             </w:r>
           </w:p>
         </w:tc>
@@ -1200,7 +1447,7 @@
               <w:spacing w:after="160" w:line="278" w:lineRule="auto"/>
             </w:pPr>
             <w:r>
-              <w:t xml:space="preserve">ReactJS, </w:t>
+              <w:t>React-QR-Reader, C# API</w:t>
             </w:r>
           </w:p>
         </w:tc>
@@ -1387,7 +1634,6 @@
         <w:pStyle w:val="Heading1"/>
       </w:pPr>
       <w:r>
-        <w:lastRenderedPageBreak/>
         <w:t>SPRINT PLANNING – SP-02</w:t>
       </w:r>
     </w:p>
@@ -1552,12 +1798,12 @@
         <w:tblLook w:val="04A0" w:firstRow="1" w:lastRow="0" w:firstColumn="1" w:lastColumn="0" w:noHBand="0" w:noVBand="1"/>
       </w:tblPr>
       <w:tblGrid>
-        <w:gridCol w:w="998"/>
-        <w:gridCol w:w="3491"/>
-        <w:gridCol w:w="998"/>
+        <w:gridCol w:w="1032"/>
+        <w:gridCol w:w="3332"/>
+        <w:gridCol w:w="1028"/>
         <w:gridCol w:w="803"/>
-        <w:gridCol w:w="1456"/>
-        <w:gridCol w:w="1032"/>
+        <w:gridCol w:w="1523"/>
+        <w:gridCol w:w="1060"/>
       </w:tblGrid>
       <w:tr>
         <w:tc>
@@ -1680,21 +1926,21 @@
               <w:spacing w:after="160" w:line="278" w:lineRule="auto"/>
             </w:pPr>
             <w:r>
-              <w:t>US-06</w:t>
-            </w:r>
-          </w:p>
-        </w:tc>
-        <w:tc>
-          <w:tcPr>
-            <w:tcW w:w="0" w:type="auto"/>
-            <w:hideMark/>
-          </w:tcPr>
-          <w:p>
-            <w:pPr>
-              <w:spacing w:after="160" w:line="278" w:lineRule="auto"/>
-            </w:pPr>
-            <w:r>
-              <w:t>Quản lý hồ sơ Huấn luyện viên cá nhân - PT (Tạo, Sửa)</w:t>
+              <w:t>US-04</w:t>
+            </w:r>
+          </w:p>
+        </w:tc>
+        <w:tc>
+          <w:tcPr>
+            <w:tcW w:w="0" w:type="auto"/>
+            <w:hideMark/>
+          </w:tcPr>
+          <w:p>
+            <w:pPr>
+              <w:spacing w:after="160" w:line="278" w:lineRule="auto"/>
+            </w:pPr>
+            <w:r>
+              <w:t>Tạo và quản lý lịch các lớp học.</w:t>
             </w:r>
           </w:p>
         </w:tc>
@@ -1736,7 +1982,7 @@
               <w:spacing w:after="160" w:line="278" w:lineRule="auto"/>
             </w:pPr>
             <w:r>
-              <w:t>Lê Lữ Hoài Trọng</w:t>
+              <w:t>Nguyễn Duy Thiện</w:t>
             </w:r>
           </w:p>
         </w:tc>
@@ -1766,21 +2012,21 @@
               <w:spacing w:after="160" w:line="278" w:lineRule="auto"/>
             </w:pPr>
             <w:r>
-              <w:t>US-07</w:t>
-            </w:r>
-          </w:p>
-        </w:tc>
-        <w:tc>
-          <w:tcPr>
-            <w:tcW w:w="0" w:type="auto"/>
-            <w:hideMark/>
-          </w:tcPr>
-          <w:p>
-            <w:pPr>
-              <w:spacing w:after="160" w:line="278" w:lineRule="auto"/>
-            </w:pPr>
-            <w:r>
-              <w:t>Tạo và quản lý lịch Lớp học (Thời gian, Sức chứa)</w:t>
+              <w:t>US-08</w:t>
+            </w:r>
+          </w:p>
+        </w:tc>
+        <w:tc>
+          <w:tcPr>
+            <w:tcW w:w="0" w:type="auto"/>
+            <w:hideMark/>
+          </w:tcPr>
+          <w:p>
+            <w:pPr>
+              <w:spacing w:after="160" w:line="278" w:lineRule="auto"/>
+            </w:pPr>
+            <w:r>
+              <w:t>Xem danh sách gói tập, lớp học, hồ sơ PT (Hội viên).</w:t>
             </w:r>
           </w:p>
         </w:tc>
@@ -1808,21 +2054,21 @@
               <w:spacing w:after="160" w:line="278" w:lineRule="auto"/>
             </w:pPr>
             <w:r>
-              <w:t>5</w:t>
-            </w:r>
-          </w:p>
-        </w:tc>
-        <w:tc>
-          <w:tcPr>
-            <w:tcW w:w="0" w:type="auto"/>
-            <w:hideMark/>
-          </w:tcPr>
-          <w:p>
-            <w:pPr>
-              <w:spacing w:after="160" w:line="278" w:lineRule="auto"/>
-            </w:pPr>
-            <w:r>
-              <w:t>Nguyễn Duy Thiện</w:t>
+              <w:t>3</w:t>
+            </w:r>
+          </w:p>
+        </w:tc>
+        <w:tc>
+          <w:tcPr>
+            <w:tcW w:w="0" w:type="auto"/>
+            <w:hideMark/>
+          </w:tcPr>
+          <w:p>
+            <w:pPr>
+              <w:spacing w:after="160" w:line="278" w:lineRule="auto"/>
+            </w:pPr>
+            <w:r>
+              <w:t>Lê Lữ Hoài Trọng</w:t>
             </w:r>
           </w:p>
         </w:tc>
@@ -1852,21 +2098,21 @@
               <w:spacing w:after="160" w:line="278" w:lineRule="auto"/>
             </w:pPr>
             <w:r>
-              <w:t>US-08</w:t>
-            </w:r>
-          </w:p>
-        </w:tc>
-        <w:tc>
-          <w:tcPr>
-            <w:tcW w:w="0" w:type="auto"/>
-            <w:hideMark/>
-          </w:tcPr>
-          <w:p>
-            <w:pPr>
-              <w:spacing w:after="160" w:line="278" w:lineRule="auto"/>
-            </w:pPr>
-            <w:r>
-              <w:t>Thiết lập chính sách giới hạn khung giờ cho Gói tập (Off-peak)</w:t>
+              <w:t>US-10</w:t>
+            </w:r>
+          </w:p>
+        </w:tc>
+        <w:tc>
+          <w:tcPr>
+            <w:tcW w:w="0" w:type="auto"/>
+            <w:hideMark/>
+          </w:tcPr>
+          <w:p>
+            <w:pPr>
+              <w:spacing w:after="160" w:line="278" w:lineRule="auto"/>
+            </w:pPr>
+            <w:r>
+              <w:t>Xem lịch sử Check-in và giao dịch cá nhân.</w:t>
             </w:r>
           </w:p>
         </w:tc>
@@ -1952,7 +2198,7 @@
               <w:spacing w:after="160" w:line="278" w:lineRule="auto"/>
             </w:pPr>
             <w:r>
-              <w:t>Duyệt danh sách PT và Lớp học (Giao diện Lễ tân)</w:t>
+              <w:t>Theo dõi tiến độ chỉ số cơ thể (Cân nặng, BMI).</w:t>
             </w:r>
           </w:p>
         </w:tc>
@@ -1995,92 +2241,6 @@
             </w:pPr>
             <w:r>
               <w:t>Nguyễn Duy Thiện</w:t>
-            </w:r>
-          </w:p>
-        </w:tc>
-        <w:tc>
-          <w:tcPr>
-            <w:tcW w:w="0" w:type="auto"/>
-            <w:hideMark/>
-          </w:tcPr>
-          <w:p>
-            <w:pPr>
-              <w:spacing w:after="160" w:line="278" w:lineRule="auto"/>
-            </w:pPr>
-            <w:r>
-              <w:t>To Do</w:t>
-            </w:r>
-          </w:p>
-        </w:tc>
-      </w:tr>
-      <w:tr>
-        <w:tc>
-          <w:tcPr>
-            <w:tcW w:w="0" w:type="auto"/>
-            <w:hideMark/>
-          </w:tcPr>
-          <w:p>
-            <w:pPr>
-              <w:spacing w:after="160" w:line="278" w:lineRule="auto"/>
-            </w:pPr>
-            <w:r>
-              <w:t>US-10</w:t>
-            </w:r>
-          </w:p>
-        </w:tc>
-        <w:tc>
-          <w:tcPr>
-            <w:tcW w:w="0" w:type="auto"/>
-            <w:hideMark/>
-          </w:tcPr>
-          <w:p>
-            <w:pPr>
-              <w:spacing w:after="160" w:line="278" w:lineRule="auto"/>
-            </w:pPr>
-            <w:r>
-              <w:t>Phân công PT phụ trách Lớp học / Hội viên</w:t>
-            </w:r>
-          </w:p>
-        </w:tc>
-        <w:tc>
-          <w:tcPr>
-            <w:tcW w:w="0" w:type="auto"/>
-            <w:hideMark/>
-          </w:tcPr>
-          <w:p>
-            <w:pPr>
-              <w:spacing w:after="160" w:line="278" w:lineRule="auto"/>
-            </w:pPr>
-            <w:r>
-              <w:t>Thấp</w:t>
-            </w:r>
-          </w:p>
-        </w:tc>
-        <w:tc>
-          <w:tcPr>
-            <w:tcW w:w="0" w:type="auto"/>
-            <w:hideMark/>
-          </w:tcPr>
-          <w:p>
-            <w:pPr>
-              <w:spacing w:after="160" w:line="278" w:lineRule="auto"/>
-            </w:pPr>
-            <w:r>
-              <w:t>2</w:t>
-            </w:r>
-          </w:p>
-        </w:tc>
-        <w:tc>
-          <w:tcPr>
-            <w:tcW w:w="0" w:type="auto"/>
-            <w:hideMark/>
-          </w:tcPr>
-          <w:p>
-            <w:pPr>
-              <w:spacing w:after="160" w:line="278" w:lineRule="auto"/>
-            </w:pPr>
-            <w:r>
-              <w:t>Lê Lữ Hoài Trọng</w:t>
             </w:r>
           </w:p>
         </w:tc>
@@ -2100,6 +2260,7 @@
         </w:tc>
       </w:tr>
     </w:tbl>
+    <w:p/>
     <w:p>
       <w:pPr>
         <w:pStyle w:val="Heading2"/>
@@ -2115,10 +2276,10 @@
         <w:tblLook w:val="04A0" w:firstRow="1" w:lastRow="0" w:firstColumn="1" w:lastColumn="0" w:noHBand="0" w:noVBand="1"/>
       </w:tblPr>
       <w:tblGrid>
-        <w:gridCol w:w="2974"/>
-        <w:gridCol w:w="2180"/>
+        <w:gridCol w:w="3523"/>
+        <w:gridCol w:w="1610"/>
         <w:gridCol w:w="1219"/>
-        <w:gridCol w:w="2405"/>
+        <w:gridCol w:w="2426"/>
       </w:tblGrid>
       <w:tr>
         <w:tc>
@@ -2205,49 +2366,49 @@
               <w:spacing w:after="160" w:line="278" w:lineRule="auto"/>
             </w:pPr>
             <w:r>
-              <w:t>Cập nhật DB cho PT, Lớp học &amp; Ràng buộc thời gian</w:t>
-            </w:r>
-          </w:p>
-        </w:tc>
-        <w:tc>
-          <w:tcPr>
-            <w:tcW w:w="0" w:type="auto"/>
-            <w:hideMark/>
-          </w:tcPr>
-          <w:p>
-            <w:pPr>
-              <w:spacing w:after="160" w:line="278" w:lineRule="auto"/>
-            </w:pPr>
-            <w:r>
-              <w:t>Lê Lữ Hoài Trọng</w:t>
-            </w:r>
-          </w:p>
-        </w:tc>
-        <w:tc>
-          <w:tcPr>
-            <w:tcW w:w="0" w:type="auto"/>
-            <w:hideMark/>
-          </w:tcPr>
-          <w:p>
-            <w:pPr>
-              <w:spacing w:after="160" w:line="278" w:lineRule="auto"/>
-            </w:pPr>
-            <w:r>
-              <w:t>03/10/2026</w:t>
-            </w:r>
-          </w:p>
-        </w:tc>
-        <w:tc>
-          <w:tcPr>
-            <w:tcW w:w="0" w:type="auto"/>
-            <w:hideMark/>
-          </w:tcPr>
-          <w:p>
-            <w:pPr>
-              <w:spacing w:after="160" w:line="278" w:lineRule="auto"/>
-            </w:pPr>
-            <w:r>
-              <w:t>SQL Server, EF Core Migrations</w:t>
+              <w:t>Xây dựng API và UI quản lý lịch Lớp học</w:t>
+            </w:r>
+          </w:p>
+        </w:tc>
+        <w:tc>
+          <w:tcPr>
+            <w:tcW w:w="0" w:type="auto"/>
+            <w:hideMark/>
+          </w:tcPr>
+          <w:p>
+            <w:pPr>
+              <w:spacing w:after="160" w:line="278" w:lineRule="auto"/>
+            </w:pPr>
+            <w:r>
+              <w:t>Nguyễn Duy Thiện</w:t>
+            </w:r>
+          </w:p>
+        </w:tc>
+        <w:tc>
+          <w:tcPr>
+            <w:tcW w:w="0" w:type="auto"/>
+            <w:hideMark/>
+          </w:tcPr>
+          <w:p>
+            <w:pPr>
+              <w:spacing w:after="160" w:line="278" w:lineRule="auto"/>
+            </w:pPr>
+            <w:r>
+              <w:t>07/10/2026</w:t>
+            </w:r>
+          </w:p>
+        </w:tc>
+        <w:tc>
+          <w:tcPr>
+            <w:tcW w:w="0" w:type="auto"/>
+            <w:hideMark/>
+          </w:tcPr>
+          <w:p>
+            <w:pPr>
+              <w:spacing w:after="160" w:line="278" w:lineRule="auto"/>
+            </w:pPr>
+            <w:r>
+              <w:t>ASP.NET Core, FullCalendar</w:t>
             </w:r>
           </w:p>
         </w:tc>
@@ -2263,7 +2424,7 @@
               <w:spacing w:after="160" w:line="278" w:lineRule="auto"/>
             </w:pPr>
             <w:r>
-              <w:t>Xây dựng API Quản lý PT &amp; Phân công PT</w:t>
+              <w:t>Xây dựng giao diện xem thông tin cho Hội viên</w:t>
             </w:r>
           </w:p>
         </w:tc>
@@ -2291,21 +2452,21 @@
               <w:spacing w:after="160" w:line="278" w:lineRule="auto"/>
             </w:pPr>
             <w:r>
-              <w:t>07/10/2026</w:t>
-            </w:r>
-          </w:p>
-        </w:tc>
-        <w:tc>
-          <w:tcPr>
-            <w:tcW w:w="0" w:type="auto"/>
-            <w:hideMark/>
-          </w:tcPr>
-          <w:p>
-            <w:pPr>
-              <w:spacing w:after="160" w:line="278" w:lineRule="auto"/>
-            </w:pPr>
-            <w:r>
-              <w:t>C#, ASP.NET Core Web API</w:t>
+              <w:t>05/10/2026</w:t>
+            </w:r>
+          </w:p>
+        </w:tc>
+        <w:tc>
+          <w:tcPr>
+            <w:tcW w:w="0" w:type="auto"/>
+            <w:hideMark/>
+          </w:tcPr>
+          <w:p>
+            <w:pPr>
+              <w:spacing w:after="160" w:line="278" w:lineRule="auto"/>
+            </w:pPr>
+            <w:r>
+              <w:t>ReactJS, TailwindCSS</w:t>
             </w:r>
           </w:p>
         </w:tc>
@@ -2321,49 +2482,50 @@
               <w:spacing w:after="160" w:line="278" w:lineRule="auto"/>
             </w:pPr>
             <w:r>
-              <w:t>Xây dựng API Quản lý Lớp học &amp; Sức chứa</w:t>
-            </w:r>
-          </w:p>
-        </w:tc>
-        <w:tc>
-          <w:tcPr>
-            <w:tcW w:w="0" w:type="auto"/>
-            <w:hideMark/>
-          </w:tcPr>
-          <w:p>
-            <w:pPr>
-              <w:spacing w:after="160" w:line="278" w:lineRule="auto"/>
-            </w:pPr>
-            <w:r>
-              <w:t>Nguyễn Duy Thiện</w:t>
-            </w:r>
-          </w:p>
-        </w:tc>
-        <w:tc>
-          <w:tcPr>
-            <w:tcW w:w="0" w:type="auto"/>
-            <w:hideMark/>
-          </w:tcPr>
-          <w:p>
-            <w:pPr>
-              <w:spacing w:after="160" w:line="278" w:lineRule="auto"/>
-            </w:pPr>
-            <w:r>
-              <w:t>08/10/2026</w:t>
-            </w:r>
-          </w:p>
-        </w:tc>
-        <w:tc>
-          <w:tcPr>
-            <w:tcW w:w="0" w:type="auto"/>
-            <w:hideMark/>
-          </w:tcPr>
-          <w:p>
-            <w:pPr>
-              <w:spacing w:after="160" w:line="278" w:lineRule="auto"/>
-            </w:pPr>
-            <w:r>
-              <w:t>C#, ASP.NET Core Web API</w:t>
+              <w:lastRenderedPageBreak/>
+              <w:t>Truy xuất và hiển thị lịch sử Check-in/Thanh toán</w:t>
+            </w:r>
+          </w:p>
+        </w:tc>
+        <w:tc>
+          <w:tcPr>
+            <w:tcW w:w="0" w:type="auto"/>
+            <w:hideMark/>
+          </w:tcPr>
+          <w:p>
+            <w:pPr>
+              <w:spacing w:after="160" w:line="278" w:lineRule="auto"/>
+            </w:pPr>
+            <w:r>
+              <w:t>Lê Lữ Hoài Trọng</w:t>
+            </w:r>
+          </w:p>
+        </w:tc>
+        <w:tc>
+          <w:tcPr>
+            <w:tcW w:w="0" w:type="auto"/>
+            <w:hideMark/>
+          </w:tcPr>
+          <w:p>
+            <w:pPr>
+              <w:spacing w:after="160" w:line="278" w:lineRule="auto"/>
+            </w:pPr>
+            <w:r>
+              <w:t>10/10/2026</w:t>
+            </w:r>
+          </w:p>
+        </w:tc>
+        <w:tc>
+          <w:tcPr>
+            <w:tcW w:w="0" w:type="auto"/>
+            <w:hideMark/>
+          </w:tcPr>
+          <w:p>
+            <w:pPr>
+              <w:spacing w:after="160" w:line="278" w:lineRule="auto"/>
+            </w:pPr>
+            <w:r>
+              <w:t>C#, SQL Server (Join tables)</w:t>
             </w:r>
           </w:p>
         </w:tc>
@@ -2379,66 +2541,7 @@
               <w:spacing w:after="160" w:line="278" w:lineRule="auto"/>
             </w:pPr>
             <w:r>
-              <w:lastRenderedPageBreak/>
-              <w:t>Xây dựng middleware kiểm tra logic giới hạn giờ tập</w:t>
-            </w:r>
-          </w:p>
-        </w:tc>
-        <w:tc>
-          <w:tcPr>
-            <w:tcW w:w="0" w:type="auto"/>
-            <w:hideMark/>
-          </w:tcPr>
-          <w:p>
-            <w:pPr>
-              <w:spacing w:after="160" w:line="278" w:lineRule="auto"/>
-            </w:pPr>
-            <w:r>
-              <w:t>Lê Lữ Hoài Trọng</w:t>
-            </w:r>
-          </w:p>
-        </w:tc>
-        <w:tc>
-          <w:tcPr>
-            <w:tcW w:w="0" w:type="auto"/>
-            <w:hideMark/>
-          </w:tcPr>
-          <w:p>
-            <w:pPr>
-              <w:spacing w:after="160" w:line="278" w:lineRule="auto"/>
-            </w:pPr>
-            <w:r>
-              <w:t>10/10/2026</w:t>
-            </w:r>
-          </w:p>
-        </w:tc>
-        <w:tc>
-          <w:tcPr>
-            <w:tcW w:w="0" w:type="auto"/>
-            <w:hideMark/>
-          </w:tcPr>
-          <w:p>
-            <w:pPr>
-              <w:spacing w:after="160" w:line="278" w:lineRule="auto"/>
-            </w:pPr>
-            <w:r>
-              <w:t>C#, ASP.NET Core Filters</w:t>
-            </w:r>
-          </w:p>
-        </w:tc>
-      </w:tr>
-      <w:tr>
-        <w:tc>
-          <w:tcPr>
-            <w:tcW w:w="0" w:type="auto"/>
-            <w:hideMark/>
-          </w:tcPr>
-          <w:p>
-            <w:pPr>
-              <w:spacing w:after="160" w:line="278" w:lineRule="auto"/>
-            </w:pPr>
-            <w:r>
-              <w:t>Xây dựng UI lịch Lớp học (Calendar view)</w:t>
+              <w:t>Tạo form nhập liệu chỉ số và vẽ biểu đồ BMI</w:t>
             </w:r>
           </w:p>
         </w:tc>
@@ -2480,70 +2583,13 @@
               <w:spacing w:after="160" w:line="278" w:lineRule="auto"/>
             </w:pPr>
             <w:r>
-              <w:t>ReactJS, TailwindCSS, FullCalendar</w:t>
-            </w:r>
-          </w:p>
-        </w:tc>
-      </w:tr>
-      <w:tr>
-        <w:tc>
-          <w:tcPr>
-            <w:tcW w:w="0" w:type="auto"/>
-            <w:hideMark/>
-          </w:tcPr>
-          <w:p>
-            <w:pPr>
-              <w:spacing w:after="160" w:line="278" w:lineRule="auto"/>
-            </w:pPr>
-            <w:r>
-              <w:t>Tích hợp &amp; Kiểm thử luồng Nhân sự/Lớp học</w:t>
-            </w:r>
-          </w:p>
-        </w:tc>
-        <w:tc>
-          <w:tcPr>
-            <w:tcW w:w="0" w:type="auto"/>
-            <w:hideMark/>
-          </w:tcPr>
-          <w:p>
-            <w:pPr>
-              <w:spacing w:after="160" w:line="278" w:lineRule="auto"/>
-            </w:pPr>
-            <w:r>
-              <w:t>Lê Lữ Hoài Trọng, Nguyễn Duy Thiện</w:t>
-            </w:r>
-          </w:p>
-        </w:tc>
-        <w:tc>
-          <w:tcPr>
-            <w:tcW w:w="0" w:type="auto"/>
-            <w:hideMark/>
-          </w:tcPr>
-          <w:p>
-            <w:pPr>
-              <w:spacing w:after="160" w:line="278" w:lineRule="auto"/>
-            </w:pPr>
-            <w:r>
-              <w:t>14/10/2026</w:t>
-            </w:r>
-          </w:p>
-        </w:tc>
-        <w:tc>
-          <w:tcPr>
-            <w:tcW w:w="0" w:type="auto"/>
-            <w:hideMark/>
-          </w:tcPr>
-          <w:p>
-            <w:pPr>
-              <w:spacing w:after="160" w:line="278" w:lineRule="auto"/>
-            </w:pPr>
-            <w:r>
-              <w:t>Postman, Swagger UI</w:t>
+              <w:t>ReactJS, Chart.js / Recharts</w:t>
             </w:r>
           </w:p>
         </w:tc>
       </w:tr>
     </w:tbl>
+    <w:p/>
     <w:p>
       <w:pPr>
         <w:pStyle w:val="Heading2"/>
@@ -2807,12 +2853,12 @@
         <w:tblLook w:val="04A0" w:firstRow="1" w:lastRow="0" w:firstColumn="1" w:lastColumn="0" w:noHBand="0" w:noVBand="1"/>
       </w:tblPr>
       <w:tblGrid>
-        <w:gridCol w:w="1034"/>
-        <w:gridCol w:w="3318"/>
-        <w:gridCol w:w="1031"/>
+        <w:gridCol w:w="1039"/>
+        <w:gridCol w:w="3329"/>
+        <w:gridCol w:w="1003"/>
         <w:gridCol w:w="803"/>
-        <w:gridCol w:w="1529"/>
-        <w:gridCol w:w="1063"/>
+        <w:gridCol w:w="1538"/>
+        <w:gridCol w:w="1066"/>
       </w:tblGrid>
       <w:tr>
         <w:tc>
@@ -2935,63 +2981,63 @@
               <w:spacing w:after="160" w:line="278" w:lineRule="auto"/>
             </w:pPr>
             <w:r>
-              <w:t>US-11</w:t>
-            </w:r>
-          </w:p>
-        </w:tc>
-        <w:tc>
-          <w:tcPr>
-            <w:tcW w:w="0" w:type="auto"/>
-            <w:hideMark/>
-          </w:tcPr>
-          <w:p>
-            <w:pPr>
-              <w:spacing w:after="160" w:line="278" w:lineRule="auto"/>
-            </w:pPr>
-            <w:r>
-              <w:t>Đăng ký mua Gói tập / Thuê PT cho Hội viên</w:t>
-            </w:r>
-          </w:p>
-        </w:tc>
-        <w:tc>
-          <w:tcPr>
-            <w:tcW w:w="0" w:type="auto"/>
-            <w:hideMark/>
-          </w:tcPr>
-          <w:p>
-            <w:pPr>
-              <w:spacing w:after="160" w:line="278" w:lineRule="auto"/>
-            </w:pPr>
-            <w:r>
-              <w:t>Cao</w:t>
-            </w:r>
-          </w:p>
-        </w:tc>
-        <w:tc>
-          <w:tcPr>
-            <w:tcW w:w="0" w:type="auto"/>
-            <w:hideMark/>
-          </w:tcPr>
-          <w:p>
-            <w:pPr>
-              <w:spacing w:after="160" w:line="278" w:lineRule="auto"/>
-            </w:pPr>
-            <w:r>
-              <w:t>8</w:t>
-            </w:r>
-          </w:p>
-        </w:tc>
-        <w:tc>
-          <w:tcPr>
-            <w:tcW w:w="0" w:type="auto"/>
-            <w:hideMark/>
-          </w:tcPr>
-          <w:p>
-            <w:pPr>
-              <w:spacing w:after="160" w:line="278" w:lineRule="auto"/>
-            </w:pPr>
-            <w:r>
-              <w:t>Lê Lữ Hoài Trọng</w:t>
+              <w:t>US-05</w:t>
+            </w:r>
+          </w:p>
+        </w:tc>
+        <w:tc>
+          <w:tcPr>
+            <w:tcW w:w="0" w:type="auto"/>
+            <w:hideMark/>
+          </w:tcPr>
+          <w:p>
+            <w:pPr>
+              <w:spacing w:after="160" w:line="278" w:lineRule="auto"/>
+            </w:pPr>
+            <w:r>
+              <w:t>Quản lý danh sách máy tập và trạng thái.</w:t>
+            </w:r>
+          </w:p>
+        </w:tc>
+        <w:tc>
+          <w:tcPr>
+            <w:tcW w:w="0" w:type="auto"/>
+            <w:hideMark/>
+          </w:tcPr>
+          <w:p>
+            <w:pPr>
+              <w:spacing w:after="160" w:line="278" w:lineRule="auto"/>
+            </w:pPr>
+            <w:r>
+              <w:t>Thấp</w:t>
+            </w:r>
+          </w:p>
+        </w:tc>
+        <w:tc>
+          <w:tcPr>
+            <w:tcW w:w="0" w:type="auto"/>
+            <w:hideMark/>
+          </w:tcPr>
+          <w:p>
+            <w:pPr>
+              <w:spacing w:after="160" w:line="278" w:lineRule="auto"/>
+            </w:pPr>
+            <w:r>
+              <w:t>3</w:t>
+            </w:r>
+          </w:p>
+        </w:tc>
+        <w:tc>
+          <w:tcPr>
+            <w:tcW w:w="0" w:type="auto"/>
+            <w:hideMark/>
+          </w:tcPr>
+          <w:p>
+            <w:pPr>
+              <w:spacing w:after="160" w:line="278" w:lineRule="auto"/>
+            </w:pPr>
+            <w:r>
+              <w:t>Nguyễn Duy Thiện</w:t>
             </w:r>
           </w:p>
         </w:tc>
@@ -3021,63 +3067,63 @@
               <w:spacing w:after="160" w:line="278" w:lineRule="auto"/>
             </w:pPr>
             <w:r>
-              <w:t>US-12</w:t>
-            </w:r>
-          </w:p>
-        </w:tc>
-        <w:tc>
-          <w:tcPr>
-            <w:tcW w:w="0" w:type="auto"/>
-            <w:hideMark/>
-          </w:tcPr>
-          <w:p>
-            <w:pPr>
-              <w:spacing w:after="160" w:line="278" w:lineRule="auto"/>
-            </w:pPr>
-            <w:r>
-              <w:t>Gia hạn Gói tập đang sử dụng</w:t>
-            </w:r>
-          </w:p>
-        </w:tc>
-        <w:tc>
-          <w:tcPr>
-            <w:tcW w:w="0" w:type="auto"/>
-            <w:hideMark/>
-          </w:tcPr>
-          <w:p>
-            <w:pPr>
-              <w:spacing w:after="160" w:line="278" w:lineRule="auto"/>
-            </w:pPr>
-            <w:r>
-              <w:t>Cao</w:t>
-            </w:r>
-          </w:p>
-        </w:tc>
-        <w:tc>
-          <w:tcPr>
-            <w:tcW w:w="0" w:type="auto"/>
-            <w:hideMark/>
-          </w:tcPr>
-          <w:p>
-            <w:pPr>
-              <w:spacing w:after="160" w:line="278" w:lineRule="auto"/>
-            </w:pPr>
-            <w:r>
-              <w:t>5</w:t>
-            </w:r>
-          </w:p>
-        </w:tc>
-        <w:tc>
-          <w:tcPr>
-            <w:tcW w:w="0" w:type="auto"/>
-            <w:hideMark/>
-          </w:tcPr>
-          <w:p>
-            <w:pPr>
-              <w:spacing w:after="160" w:line="278" w:lineRule="auto"/>
-            </w:pPr>
-            <w:r>
-              <w:t>Nguyễn Duy Thiện</w:t>
+              <w:t>US-11</w:t>
+            </w:r>
+          </w:p>
+        </w:tc>
+        <w:tc>
+          <w:tcPr>
+            <w:tcW w:w="0" w:type="auto"/>
+            <w:hideMark/>
+          </w:tcPr>
+          <w:p>
+            <w:pPr>
+              <w:spacing w:after="160" w:line="278" w:lineRule="auto"/>
+            </w:pPr>
+            <w:r>
+              <w:t>Chấm điểm và bình luận về chất lượng PT/Lớp học.</w:t>
+            </w:r>
+          </w:p>
+        </w:tc>
+        <w:tc>
+          <w:tcPr>
+            <w:tcW w:w="0" w:type="auto"/>
+            <w:hideMark/>
+          </w:tcPr>
+          <w:p>
+            <w:pPr>
+              <w:spacing w:after="160" w:line="278" w:lineRule="auto"/>
+            </w:pPr>
+            <w:r>
+              <w:t>Thấp</w:t>
+            </w:r>
+          </w:p>
+        </w:tc>
+        <w:tc>
+          <w:tcPr>
+            <w:tcW w:w="0" w:type="auto"/>
+            <w:hideMark/>
+          </w:tcPr>
+          <w:p>
+            <w:pPr>
+              <w:spacing w:after="160" w:line="278" w:lineRule="auto"/>
+            </w:pPr>
+            <w:r>
+              <w:t>3</w:t>
+            </w:r>
+          </w:p>
+        </w:tc>
+        <w:tc>
+          <w:tcPr>
+            <w:tcW w:w="0" w:type="auto"/>
+            <w:hideMark/>
+          </w:tcPr>
+          <w:p>
+            <w:pPr>
+              <w:spacing w:after="160" w:line="278" w:lineRule="auto"/>
+            </w:pPr>
+            <w:r>
+              <w:t>Lê Lữ Hoài Trọng</w:t>
             </w:r>
           </w:p>
         </w:tc>
@@ -3107,6 +3153,92 @@
               <w:spacing w:after="160" w:line="278" w:lineRule="auto"/>
             </w:pPr>
             <w:r>
+              <w:t>US-12</w:t>
+            </w:r>
+          </w:p>
+        </w:tc>
+        <w:tc>
+          <w:tcPr>
+            <w:tcW w:w="0" w:type="auto"/>
+            <w:hideMark/>
+          </w:tcPr>
+          <w:p>
+            <w:pPr>
+              <w:spacing w:after="160" w:line="278" w:lineRule="auto"/>
+            </w:pPr>
+            <w:r>
+              <w:t>Thống kê doanh thu theo gói tập và dịch vụ PT.</w:t>
+            </w:r>
+          </w:p>
+        </w:tc>
+        <w:tc>
+          <w:tcPr>
+            <w:tcW w:w="0" w:type="auto"/>
+            <w:hideMark/>
+          </w:tcPr>
+          <w:p>
+            <w:pPr>
+              <w:spacing w:after="160" w:line="278" w:lineRule="auto"/>
+            </w:pPr>
+            <w:r>
+              <w:t>Cao</w:t>
+            </w:r>
+          </w:p>
+        </w:tc>
+        <w:tc>
+          <w:tcPr>
+            <w:tcW w:w="0" w:type="auto"/>
+            <w:hideMark/>
+          </w:tcPr>
+          <w:p>
+            <w:pPr>
+              <w:spacing w:after="160" w:line="278" w:lineRule="auto"/>
+            </w:pPr>
+            <w:r>
+              <w:t>5</w:t>
+            </w:r>
+          </w:p>
+        </w:tc>
+        <w:tc>
+          <w:tcPr>
+            <w:tcW w:w="0" w:type="auto"/>
+            <w:hideMark/>
+          </w:tcPr>
+          <w:p>
+            <w:pPr>
+              <w:spacing w:after="160" w:line="278" w:lineRule="auto"/>
+            </w:pPr>
+            <w:r>
+              <w:t>Lê Lữ Hoài Trọng</w:t>
+            </w:r>
+          </w:p>
+        </w:tc>
+        <w:tc>
+          <w:tcPr>
+            <w:tcW w:w="0" w:type="auto"/>
+            <w:hideMark/>
+          </w:tcPr>
+          <w:p>
+            <w:pPr>
+              <w:spacing w:after="160" w:line="278" w:lineRule="auto"/>
+            </w:pPr>
+            <w:r>
+              <w:t>To Do</w:t>
+            </w:r>
+          </w:p>
+        </w:tc>
+      </w:tr>
+      <w:tr>
+        <w:tc>
+          <w:tcPr>
+            <w:tcW w:w="0" w:type="auto"/>
+            <w:hideMark/>
+          </w:tcPr>
+          <w:p>
+            <w:pPr>
+              <w:spacing w:after="160" w:line="278" w:lineRule="auto"/>
+            </w:pPr>
+            <w:r>
               <w:lastRenderedPageBreak/>
               <w:t>US-13</w:t>
             </w:r>
@@ -3122,7 +3254,7 @@
               <w:spacing w:after="160" w:line="278" w:lineRule="auto"/>
             </w:pPr>
             <w:r>
-              <w:t>Check-in qua cổng bằng mã QR/Barcode cá nhân</w:t>
+              <w:t>Xem mật độ phòng tập theo thời gian thực.</w:t>
             </w:r>
           </w:p>
         </w:tc>
@@ -3151,178 +3283,6 @@
             </w:pPr>
             <w:r>
               <w:t>5</w:t>
-            </w:r>
-          </w:p>
-        </w:tc>
-        <w:tc>
-          <w:tcPr>
-            <w:tcW w:w="0" w:type="auto"/>
-            <w:hideMark/>
-          </w:tcPr>
-          <w:p>
-            <w:pPr>
-              <w:spacing w:after="160" w:line="278" w:lineRule="auto"/>
-            </w:pPr>
-            <w:r>
-              <w:t>Lê Lữ Hoài Trọng</w:t>
-            </w:r>
-          </w:p>
-        </w:tc>
-        <w:tc>
-          <w:tcPr>
-            <w:tcW w:w="0" w:type="auto"/>
-            <w:hideMark/>
-          </w:tcPr>
-          <w:p>
-            <w:pPr>
-              <w:spacing w:after="160" w:line="278" w:lineRule="auto"/>
-            </w:pPr>
-            <w:r>
-              <w:t>To Do</w:t>
-            </w:r>
-          </w:p>
-        </w:tc>
-      </w:tr>
-      <w:tr>
-        <w:tc>
-          <w:tcPr>
-            <w:tcW w:w="0" w:type="auto"/>
-            <w:hideMark/>
-          </w:tcPr>
-          <w:p>
-            <w:pPr>
-              <w:spacing w:after="160" w:line="278" w:lineRule="auto"/>
-            </w:pPr>
-            <w:r>
-              <w:t>US-14</w:t>
-            </w:r>
-          </w:p>
-        </w:tc>
-        <w:tc>
-          <w:tcPr>
-            <w:tcW w:w="0" w:type="auto"/>
-            <w:hideMark/>
-          </w:tcPr>
-          <w:p>
-            <w:pPr>
-              <w:spacing w:after="160" w:line="278" w:lineRule="auto"/>
-            </w:pPr>
-            <w:r>
-              <w:t>Xử lý từ chối Check-in (Hết hạn, Sai khung giờ)</w:t>
-            </w:r>
-          </w:p>
-        </w:tc>
-        <w:tc>
-          <w:tcPr>
-            <w:tcW w:w="0" w:type="auto"/>
-            <w:hideMark/>
-          </w:tcPr>
-          <w:p>
-            <w:pPr>
-              <w:spacing w:after="160" w:line="278" w:lineRule="auto"/>
-            </w:pPr>
-            <w:r>
-              <w:t>Trung bình</w:t>
-            </w:r>
-          </w:p>
-        </w:tc>
-        <w:tc>
-          <w:tcPr>
-            <w:tcW w:w="0" w:type="auto"/>
-            <w:hideMark/>
-          </w:tcPr>
-          <w:p>
-            <w:pPr>
-              <w:spacing w:after="160" w:line="278" w:lineRule="auto"/>
-            </w:pPr>
-            <w:r>
-              <w:t>3</w:t>
-            </w:r>
-          </w:p>
-        </w:tc>
-        <w:tc>
-          <w:tcPr>
-            <w:tcW w:w="0" w:type="auto"/>
-            <w:hideMark/>
-          </w:tcPr>
-          <w:p>
-            <w:pPr>
-              <w:spacing w:after="160" w:line="278" w:lineRule="auto"/>
-            </w:pPr>
-            <w:r>
-              <w:t>Nguyễn Duy Thiện</w:t>
-            </w:r>
-          </w:p>
-        </w:tc>
-        <w:tc>
-          <w:tcPr>
-            <w:tcW w:w="0" w:type="auto"/>
-            <w:hideMark/>
-          </w:tcPr>
-          <w:p>
-            <w:pPr>
-              <w:spacing w:after="160" w:line="278" w:lineRule="auto"/>
-            </w:pPr>
-            <w:r>
-              <w:t>To Do</w:t>
-            </w:r>
-          </w:p>
-        </w:tc>
-      </w:tr>
-      <w:tr>
-        <w:tc>
-          <w:tcPr>
-            <w:tcW w:w="0" w:type="auto"/>
-            <w:hideMark/>
-          </w:tcPr>
-          <w:p>
-            <w:pPr>
-              <w:spacing w:after="160" w:line="278" w:lineRule="auto"/>
-            </w:pPr>
-            <w:r>
-              <w:t>US-15</w:t>
-            </w:r>
-          </w:p>
-        </w:tc>
-        <w:tc>
-          <w:tcPr>
-            <w:tcW w:w="0" w:type="auto"/>
-            <w:hideMark/>
-          </w:tcPr>
-          <w:p>
-            <w:pPr>
-              <w:spacing w:after="160" w:line="278" w:lineRule="auto"/>
-            </w:pPr>
-            <w:r>
-              <w:t>Xem lịch sử thanh toán tại quầy Lễ tân</w:t>
-            </w:r>
-          </w:p>
-        </w:tc>
-        <w:tc>
-          <w:tcPr>
-            <w:tcW w:w="0" w:type="auto"/>
-            <w:hideMark/>
-          </w:tcPr>
-          <w:p>
-            <w:pPr>
-              <w:spacing w:after="160" w:line="278" w:lineRule="auto"/>
-            </w:pPr>
-            <w:r>
-              <w:t>Thấp</w:t>
-            </w:r>
-          </w:p>
-        </w:tc>
-        <w:tc>
-          <w:tcPr>
-            <w:tcW w:w="0" w:type="auto"/>
-            <w:hideMark/>
-          </w:tcPr>
-          <w:p>
-            <w:pPr>
-              <w:spacing w:after="160" w:line="278" w:lineRule="auto"/>
-            </w:pPr>
-            <w:r>
-              <w:t>2</w:t>
             </w:r>
           </w:p>
         </w:tc>
@@ -3372,10 +3332,10 @@
         <w:tblLook w:val="04A0" w:firstRow="1" w:lastRow="0" w:firstColumn="1" w:lastColumn="0" w:noHBand="0" w:noVBand="1"/>
       </w:tblPr>
       <w:tblGrid>
-        <w:gridCol w:w="3744"/>
-        <w:gridCol w:w="1467"/>
+        <w:gridCol w:w="3353"/>
+        <w:gridCol w:w="1514"/>
         <w:gridCol w:w="1219"/>
-        <w:gridCol w:w="2348"/>
+        <w:gridCol w:w="2692"/>
       </w:tblGrid>
       <w:tr>
         <w:tc>
@@ -3462,21 +3422,21 @@
               <w:spacing w:after="160" w:line="278" w:lineRule="auto"/>
             </w:pPr>
             <w:r>
-              <w:t>Xây dựng API Giao dịch (Tính ngày hết hạn, Cộng dồn bảo lưu)</w:t>
-            </w:r>
-          </w:p>
-        </w:tc>
-        <w:tc>
-          <w:tcPr>
-            <w:tcW w:w="0" w:type="auto"/>
-            <w:hideMark/>
-          </w:tcPr>
-          <w:p>
-            <w:pPr>
-              <w:spacing w:after="160" w:line="278" w:lineRule="auto"/>
-            </w:pPr>
-            <w:r>
-              <w:t>Lê Lữ Hoài Trọng</w:t>
+              <w:t>CRUD Quản lý danh sách thiết bị và trạng thái bảo trì</w:t>
+            </w:r>
+          </w:p>
+        </w:tc>
+        <w:tc>
+          <w:tcPr>
+            <w:tcW w:w="0" w:type="auto"/>
+            <w:hideMark/>
+          </w:tcPr>
+          <w:p>
+            <w:pPr>
+              <w:spacing w:after="160" w:line="278" w:lineRule="auto"/>
+            </w:pPr>
+            <w:r>
+              <w:t>Nguyễn Duy Thiện</w:t>
             </w:r>
           </w:p>
         </w:tc>
@@ -3504,7 +3464,7 @@
               <w:spacing w:after="160" w:line="278" w:lineRule="auto"/>
             </w:pPr>
             <w:r>
-              <w:t>C#, ASP.NET Core Web API</w:t>
+              <w:t>ASP.NET Core, ReactJS</w:t>
             </w:r>
           </w:p>
         </w:tc>
@@ -3520,49 +3480,49 @@
               <w:spacing w:after="160" w:line="278" w:lineRule="auto"/>
             </w:pPr>
             <w:r>
-              <w:t>Thiết kế UI Đăng ký / POS tại quầy cho Lễ tân</w:t>
-            </w:r>
-          </w:p>
-        </w:tc>
-        <w:tc>
-          <w:tcPr>
-            <w:tcW w:w="0" w:type="auto"/>
-            <w:hideMark/>
-          </w:tcPr>
-          <w:p>
-            <w:pPr>
-              <w:spacing w:after="160" w:line="278" w:lineRule="auto"/>
-            </w:pPr>
-            <w:r>
-              <w:t>Nguyễn Duy Thiện</w:t>
-            </w:r>
-          </w:p>
-        </w:tc>
-        <w:tc>
-          <w:tcPr>
-            <w:tcW w:w="0" w:type="auto"/>
-            <w:hideMark/>
-          </w:tcPr>
-          <w:p>
-            <w:pPr>
-              <w:spacing w:after="160" w:line="278" w:lineRule="auto"/>
-            </w:pPr>
-            <w:r>
-              <w:t>20/10/2026</w:t>
-            </w:r>
-          </w:p>
-        </w:tc>
-        <w:tc>
-          <w:tcPr>
-            <w:tcW w:w="0" w:type="auto"/>
-            <w:hideMark/>
-          </w:tcPr>
-          <w:p>
-            <w:pPr>
-              <w:spacing w:after="160" w:line="278" w:lineRule="auto"/>
-            </w:pPr>
-            <w:r>
-              <w:t>ReactJS, TailwindCSS</w:t>
+              <w:t>Xây dựng tính năng Rating (Sao) và lưu bình luận</w:t>
+            </w:r>
+          </w:p>
+        </w:tc>
+        <w:tc>
+          <w:tcPr>
+            <w:tcW w:w="0" w:type="auto"/>
+            <w:hideMark/>
+          </w:tcPr>
+          <w:p>
+            <w:pPr>
+              <w:spacing w:after="160" w:line="278" w:lineRule="auto"/>
+            </w:pPr>
+            <w:r>
+              <w:t>Lê Lữ Hoài Trọng</w:t>
+            </w:r>
+          </w:p>
+        </w:tc>
+        <w:tc>
+          <w:tcPr>
+            <w:tcW w:w="0" w:type="auto"/>
+            <w:hideMark/>
+          </w:tcPr>
+          <w:p>
+            <w:pPr>
+              <w:spacing w:after="160" w:line="278" w:lineRule="auto"/>
+            </w:pPr>
+            <w:r>
+              <w:t>18/10/2026</w:t>
+            </w:r>
+          </w:p>
+        </w:tc>
+        <w:tc>
+          <w:tcPr>
+            <w:tcW w:w="0" w:type="auto"/>
+            <w:hideMark/>
+          </w:tcPr>
+          <w:p>
+            <w:pPr>
+              <w:spacing w:after="160" w:line="278" w:lineRule="auto"/>
+            </w:pPr>
+            <w:r>
+              <w:t>C#, ReactJS</w:t>
             </w:r>
           </w:p>
         </w:tc>
@@ -3578,7 +3538,7 @@
               <w:spacing w:after="160" w:line="278" w:lineRule="auto"/>
             </w:pPr>
             <w:r>
-              <w:t>Tích hợp thư viện tạo và quét mã QR Code</w:t>
+              <w:t>Viết SQL Query tổng hợp doanh thu theo tháng</w:t>
             </w:r>
           </w:p>
         </w:tc>
@@ -3606,21 +3566,21 @@
               <w:spacing w:after="160" w:line="278" w:lineRule="auto"/>
             </w:pPr>
             <w:r>
-              <w:t>22/10/2026</w:t>
-            </w:r>
-          </w:p>
-        </w:tc>
-        <w:tc>
-          <w:tcPr>
-            <w:tcW w:w="0" w:type="auto"/>
-            <w:hideMark/>
-          </w:tcPr>
-          <w:p>
-            <w:pPr>
-              <w:spacing w:after="160" w:line="278" w:lineRule="auto"/>
-            </w:pPr>
-            <w:r>
-              <w:t>React-QR-Reader, C# QRCoder</w:t>
+              <w:t>24/10/2026</w:t>
+            </w:r>
+          </w:p>
+        </w:tc>
+        <w:tc>
+          <w:tcPr>
+            <w:tcW w:w="0" w:type="auto"/>
+            <w:hideMark/>
+          </w:tcPr>
+          <w:p>
+            <w:pPr>
+              <w:spacing w:after="160" w:line="278" w:lineRule="auto"/>
+            </w:pPr>
+            <w:r>
+              <w:t>SQL Server (Aggregate Query)</w:t>
             </w:r>
           </w:p>
         </w:tc>
@@ -3636,7 +3596,7 @@
               <w:spacing w:after="160" w:line="278" w:lineRule="auto"/>
             </w:pPr>
             <w:r>
-              <w:t>Xây dựng API Check-in/Check-out (Validate quyền hợp lệ)</w:t>
+              <w:t>Viết truy vấn tính toán mật độ phòng tập realtime</w:t>
             </w:r>
           </w:p>
         </w:tc>
@@ -3664,137 +3624,21 @@
               <w:spacing w:after="160" w:line="278" w:lineRule="auto"/>
             </w:pPr>
             <w:r>
-              <w:t>25/10/2026</w:t>
-            </w:r>
-          </w:p>
-        </w:tc>
-        <w:tc>
-          <w:tcPr>
-            <w:tcW w:w="0" w:type="auto"/>
-            <w:hideMark/>
-          </w:tcPr>
-          <w:p>
-            <w:pPr>
-              <w:spacing w:after="160" w:line="278" w:lineRule="auto"/>
-            </w:pPr>
-            <w:r>
-              <w:t>C#, ASP.NET Core Web API</w:t>
-            </w:r>
-          </w:p>
-        </w:tc>
-      </w:tr>
-      <w:tr>
-        <w:tc>
-          <w:tcPr>
-            <w:tcW w:w="0" w:type="auto"/>
-            <w:hideMark/>
-          </w:tcPr>
-          <w:p>
-            <w:pPr>
-              <w:spacing w:after="160" w:line="278" w:lineRule="auto"/>
-            </w:pPr>
-            <w:r>
-              <w:t>Xây dựng UI cảnh báo Check-in (Màn hình cửa ra vào)</w:t>
-            </w:r>
-          </w:p>
-        </w:tc>
-        <w:tc>
-          <w:tcPr>
-            <w:tcW w:w="0" w:type="auto"/>
-            <w:hideMark/>
-          </w:tcPr>
-          <w:p>
-            <w:pPr>
-              <w:spacing w:after="160" w:line="278" w:lineRule="auto"/>
-            </w:pPr>
-            <w:r>
-              <w:t>Nguyễn Duy Thiện</w:t>
-            </w:r>
-          </w:p>
-        </w:tc>
-        <w:tc>
-          <w:tcPr>
-            <w:tcW w:w="0" w:type="auto"/>
-            <w:hideMark/>
-          </w:tcPr>
-          <w:p>
-            <w:pPr>
-              <w:spacing w:after="160" w:line="278" w:lineRule="auto"/>
-            </w:pPr>
-            <w:r>
-              <w:t>27/10/2026</w:t>
-            </w:r>
-          </w:p>
-        </w:tc>
-        <w:tc>
-          <w:tcPr>
-            <w:tcW w:w="0" w:type="auto"/>
-            <w:hideMark/>
-          </w:tcPr>
-          <w:p>
-            <w:pPr>
-              <w:spacing w:after="160" w:line="278" w:lineRule="auto"/>
-            </w:pPr>
-            <w:r>
-              <w:t>ReactJS, TailwindCSS</w:t>
-            </w:r>
-          </w:p>
-        </w:tc>
-      </w:tr>
-      <w:tr>
-        <w:tc>
-          <w:tcPr>
-            <w:tcW w:w="0" w:type="auto"/>
-            <w:hideMark/>
-          </w:tcPr>
-          <w:p>
-            <w:pPr>
-              <w:spacing w:after="160" w:line="278" w:lineRule="auto"/>
-            </w:pPr>
-            <w:r>
-              <w:t>Kiểm thử luồng Đăng ký -&gt; Quét QR Check-in</w:t>
-            </w:r>
-          </w:p>
-        </w:tc>
-        <w:tc>
-          <w:tcPr>
-            <w:tcW w:w="0" w:type="auto"/>
-            <w:hideMark/>
-          </w:tcPr>
-          <w:p>
-            <w:pPr>
-              <w:spacing w:after="160" w:line="278" w:lineRule="auto"/>
-            </w:pPr>
-            <w:r>
-              <w:t>Lê Lữ Hoài Trọng</w:t>
-            </w:r>
-          </w:p>
-        </w:tc>
-        <w:tc>
-          <w:tcPr>
-            <w:tcW w:w="0" w:type="auto"/>
-            <w:hideMark/>
-          </w:tcPr>
-          <w:p>
-            <w:pPr>
-              <w:spacing w:after="160" w:line="278" w:lineRule="auto"/>
-            </w:pPr>
-            <w:r>
-              <w:t>28/10/2026</w:t>
-            </w:r>
-          </w:p>
-        </w:tc>
-        <w:tc>
-          <w:tcPr>
-            <w:tcW w:w="0" w:type="auto"/>
-            <w:hideMark/>
-          </w:tcPr>
-          <w:p>
-            <w:pPr>
-              <w:spacing w:after="160" w:line="278" w:lineRule="auto"/>
-            </w:pPr>
-            <w:r>
-              <w:t>Postman, Unit Test (xUnit)</w:t>
+              <w:t>24/10/2026</w:t>
+            </w:r>
+          </w:p>
+        </w:tc>
+        <w:tc>
+          <w:tcPr>
+            <w:tcW w:w="0" w:type="auto"/>
+            <w:hideMark/>
+          </w:tcPr>
+          <w:p>
+            <w:pPr>
+              <w:spacing w:after="160" w:line="278" w:lineRule="auto"/>
+            </w:pPr>
+            <w:r>
+              <w:t>SQL Server (Count Active Check-in)</w:t>
             </w:r>
           </w:p>
         </w:tc>
@@ -3884,7 +3728,6 @@
         <w:pStyle w:val="Heading1"/>
       </w:pPr>
       <w:r>
-        <w:lastRenderedPageBreak/>
         <w:t>SPRINT PLANNING – SP-04</w:t>
       </w:r>
     </w:p>
@@ -4031,6 +3874,7 @@
         <w:pStyle w:val="Heading2"/>
       </w:pPr>
       <w:r>
+        <w:lastRenderedPageBreak/>
         <w:t>2. Backlog được chọn cho Sprint</w:t>
       </w:r>
     </w:p>
@@ -4868,7 +4712,6 @@
               <w:spacing w:after="160" w:line="278" w:lineRule="auto"/>
             </w:pPr>
             <w:r>
-              <w:lastRenderedPageBreak/>
               <w:t>Thiết kế form nhập chỉ số &amp; Vẽ biểu đồ tiến độ cơ thể</w:t>
             </w:r>
           </w:p>
@@ -5084,6 +4927,7 @@
         <w:pStyle w:val="Heading2"/>
       </w:pPr>
       <w:r>
+        <w:lastRenderedPageBreak/>
         <w:t>5. Sprint Planning Update</w:t>
       </w:r>
     </w:p>
@@ -5667,7 +5511,6 @@
               <w:spacing w:after="160" w:line="278" w:lineRule="auto"/>
             </w:pPr>
             <w:r>
-              <w:lastRenderedPageBreak/>
               <w:t>US-24</w:t>
             </w:r>
           </w:p>
@@ -6051,6 +5894,7 @@
               <w:spacing w:after="160" w:line="278" w:lineRule="auto"/>
             </w:pPr>
             <w:r>
+              <w:lastRenderedPageBreak/>
               <w:t>Viết Query SQL tổng hợp Thống kê doanh thu &amp; mật độ</w:t>
             </w:r>
           </w:p>
